--- a/결과물/출고_FurtherReading/혼공독해교재_영어2_YBM(박)_2과FurtherReading_01_해석지.docx
+++ b/결과물/출고_FurtherReading/혼공독해교재_영어2_YBM(박)_2과FurtherReading_01_해석지.docx
@@ -101,7 +101,7 @@
               <w:sz w:val="28"/>
               <w:szCs w:val="28"/>
             </w:rPr>
-            <w:t xml:space="preserve">YBM(박준언)  ·  2과</w:t>
+            <w:t xml:space="preserve">YBM(박준언)  ·  2과 (Further Reading)</w:t>
           </w:r>
         </w:p>
         <w:tbl>
